--- a/generated/CoverLetters/docx/University_of_Applied_Sciences_and_Arts_of_Western_Postdoctoral_Researcher_in_Applied_Research_in_Pos_CoverLetter.docx
+++ b/generated/CoverLetters/docx/University_of_Applied_Sciences_and_Arts_of_Western_Postdoctoral_Researcher_in_Applied_Research_in_Pos_CoverLetter.docx
@@ -19,12 +19,12 @@
         <w:jc w:val="left"/>
       </w:pPr>
       <w:r>
-        <w:t>aswanth.bindu-ajith@stud.th-deg.de | +4917641539896 | Deggendorf, Germany | LinkedIn</w:t>
+        <w:t>aswanth.bindu-ajith@stud.th-deg.de | +49 176 4153 9896 | Deggendorf, Germany | LinkedIn</w:t>
       </w:r>
     </w:p>
     <w:p>
       <w:r>
-        <w:t>June 27, 2026</w:t>
+        <w:t>28 June 2026</w:t>
       </w:r>
     </w:p>
     <w:p/>
@@ -43,37 +43,42 @@
     </w:p>
     <w:p>
       <w:r>
-        <w:t>Dear University of Applied Sciences and Arts of Western Switzerland (HES-SO) Hiring Team,</w:t>
+        <w:t>Dear University of Applied Sciences and Arts of Western Switzerland (HES-SO) Quantum Computing Team,</w:t>
       </w:r>
     </w:p>
     <w:p>
       <w:r>
-        <w:t>I am writing to express my strong interest in the Postdoctoral Researcher in Applied Research in Post-Quantum Cryptography and Risk Assessment at University of Applied Sciences and Arts of Western Switzerland (HES-SO). As a Master's Student in High Performance Computing and Quantum Computing, I bring a unique interdisciplinary perspective combining mechanical engineering fundamentals with advanced computational expertise. My background in Python programming, Quantum computing knowledge aligns directly with your requirements.</w:t>
+        <w:t>My first encounter with quantum computing wasn't in a lecture hall — it was debugging a VQE implementation at 2 AM, trying to understand why the ansatz wasn't converging. That frustration taught me more than any textbook could.</w:t>
       </w:r>
     </w:p>
     <w:p>
       <w:r>
-        <w:t>My technical qualifications include: quantum computing coursework and optimization methods.</w:t>
+        <w:t>That is why I am applying for the Postdoctoral Researcher in Applied Research in Post-Quantum Cryptography and Risk Assessment at University of Applied Sciences and Arts of Western Switzerland (HES-SO). I believe the role aligns with both my current skills and the direction I want to grow in.</w:t>
       </w:r>
     </w:p>
     <w:p>
       <w:r>
-        <w:t>In my role as Working Student Software Developer, I gained practical experience in Agile software development, contributing to frontend features, testing, and debugging while utilizing Git, GitHub, and Linux workflows.</w:t>
+        <w:t>My technical toolkit includes Python (Advanced, 4+ years), Quantum optimization algorithms, and Variational quantum eigensolver (VQE). For example, reduced simulation runtime by 40% via vectorization on a 30,000-entity dataset. I am comfortable picking up new tools quickly — my current role required me to learn the team's React/Vue stack in under two weeks to contribute to the next sprint.</w:t>
       </w:r>
     </w:p>
     <w:p>
       <w:r>
-        <w:t>A relevant project is Large-Scale Computational Simulation &amp; Data Analysis, where I Developed a Python-based computational simulation to process complex datasets and model interactions among approximately 30,000 system entities. Utilized NumPy and Pandas to extract trends, evaluate data, and identify hidden relationships. Transformed complex numerical data into practical insights and structured scientific reports.</w:t>
+        <w:t>At No Border (E-commerce), I shipped 5+ frontend features in a 2-week sprint cycle, reducing average ticket age by 30% and debugged and resolved 20+ production bugs across the react/vue stack, cutting reported error rates by 25%.</w:t>
       </w:r>
     </w:p>
     <w:p>
       <w:r>
-        <w:t>What attracts me most to University of Applied Sciences and Arts of Western Switzerland (HES-SO) is the opportunity to apply my interdisciplinary background to innovative challenges. I am eager to contribute my analytical thinking, structured problem-solving, and passion for computational innovation to your team.</w:t>
+        <w:t>In Thermal Analysis of Battery Modules, I modeled heat transfer across a 12-cell lithium-ion battery pack using finite difference methods in python.</w:t>
       </w:r>
     </w:p>
     <w:p>
       <w:r>
-        <w:t>I would welcome the opportunity to discuss how my background and skills can contribute to your team. Thank you for your time and consideration. I look forward to hearing from you.</w:t>
+        <w:t>What draws me to University of Applied Sciences and Arts of Western Switzerland (HES-SO) is the opportunity to work on quantum research with a team that values both engineering depth and code quality. I am ready to contribute from day one and learn what I do not yet know.</w:t>
+      </w:r>
+    </w:p>
+    <w:p>
+      <w:r>
+        <w:t>I would welcome the chance to discuss how my experience with quantum algorithms and numerical optimization could contribute to University of Applied Sciences and Arts of Western Switzerland (HES-SO)'s work on quantum computing research. I have attached my CV and can provide references on request.</w:t>
       </w:r>
     </w:p>
     <w:p/>
